--- a/facilitator-guide-example-mapping.docx
+++ b/facilitator-guide-example-mapping.docx
@@ -923,6 +923,147 @@
       </w:r>
       <w:r>
         <w:t xml:space="preserve"> poster shows what a good epic, feature and story look like.</w:t>
+      </w:r>
+    </w:p>
+    <w:p>
+      <w:pPr>
+        <w:pStyle w:val="Heading1"/>
+      </w:pPr>
+      <w:r>
+        <w:t xml:space="preserve">Recreate it in your whiteboard</w:t>
+      </w:r>
+    </w:p>
+    <w:p>
+      <w:pPr>
+        <w:pStyle w:val="Small"/>
+      </w:pPr>
+      <w:r>
+        <w:t xml:space="preserve">Paste this into your whiteboard's AI assistant (for example Miro AI or Atlassian Rovo) or a general assistant, to get an editable, native version of the board. Results vary by tool, so expect to tidy it up. For an exact copy, import the SVG as a locked background instead.</w:t>
+      </w:r>
+    </w:p>
+    <w:p>
+      <w:r>
+        <w:t xml:space="preserve">Create an editable whiteboard for “Example Mapping”, a workshop board.</w:t>
+      </w:r>
+    </w:p>
+    <w:p>
+      <w:r>
+        <w:t xml:space="preserve">Purpose: Explore one story through its rules, concrete examples and open questions, and find out if it's ready.</w:t>
+      </w:r>
+    </w:p>
+    <w:p>
+      <w:r>
+        <w:t xml:space="preserve">Layout: a wide landscape board (about 16:11). Make one frame per section below, placed as described. In each frame, add the section name as a heading, then its content as short text labels or empty fields to fill in. Leave space in each frame for sticky notes. Use the header colour given. Keep the wording as written and don't add extra content.</w:t>
+      </w:r>
+    </w:p>
+    <w:p>
+      <w:r>
+        <w:t xml:space="preserve">Key: Yellow = Story · Blue = Rule · Green = Example · Pink = Question</w:t>
+      </w:r>
+    </w:p>
+    <w:p>
+      <w:r>
+        <w:t xml:space="preserve">Sections:</w:t>
+      </w:r>
+    </w:p>
+    <w:p>
+      <w:r>
+        <w:t xml:space="preserve">1. Section 1: top full width, about 100% wide and 10% tall.</w:t>
+      </w:r>
+    </w:p>
+    <w:p>
+      <w:r>
+        <w:t xml:space="preserve">   Content: As a… · I want… · so that… · Story card · TIMEBOX 25 MIN · ONE BLUE CARD PER RULE · GREEN EXAMPLES UNDER EACH RULE · PINK FOR ANYTHING UNKNOWN</w:t>
+      </w:r>
+    </w:p>
+    <w:p>
+      <w:r>
+        <w:t xml:space="preserve">2. Rule 1: middle left, about 20% wide and 65% tall.</w:t>
+      </w:r>
+    </w:p>
+    <w:p>
+      <w:r>
+        <w:t xml:space="preserve">   Subtitle: Acceptance criterion</w:t>
+      </w:r>
+    </w:p>
+    <w:p>
+      <w:r>
+        <w:t xml:space="preserve">   Content: Blue card: the rule · Examples: · given · when · then · Green cards: concrete examples</w:t>
+      </w:r>
+    </w:p>
+    <w:p>
+      <w:r>
+        <w:t xml:space="preserve">3. Rule 2: middle left, about 20% wide and 65% tall; header colour blue.</w:t>
+      </w:r>
+    </w:p>
+    <w:p>
+      <w:r>
+        <w:t xml:space="preserve">   Subtitle: Acceptance criterion</w:t>
+      </w:r>
+    </w:p>
+    <w:p>
+      <w:r>
+        <w:t xml:space="preserve">   Content: Blue card: the rule · Examples: · given · when · then · Green cards: concrete examples</w:t>
+      </w:r>
+    </w:p>
+    <w:p>
+      <w:r>
+        <w:t xml:space="preserve">4. Rule 3: middle centre, about 20% wide and 65% tall.</w:t>
+      </w:r>
+    </w:p>
+    <w:p>
+      <w:r>
+        <w:t xml:space="preserve">   Subtitle: Acceptance criterion</w:t>
+      </w:r>
+    </w:p>
+    <w:p>
+      <w:r>
+        <w:t xml:space="preserve">   Content: Blue card: the rule · Examples: · given · when · then · Green cards: concrete examples</w:t>
+      </w:r>
+    </w:p>
+    <w:p>
+      <w:r>
+        <w:t xml:space="preserve">5. Rule 4: middle right, about 20% wide and 65% tall; header colour blue.</w:t>
+      </w:r>
+    </w:p>
+    <w:p>
+      <w:r>
+        <w:t xml:space="preserve">   Subtitle: Acceptance criterion</w:t>
+      </w:r>
+    </w:p>
+    <w:p>
+      <w:r>
+        <w:t xml:space="preserve">   Content: Blue card: the rule · Examples: · given · when · then · Green cards: concrete examples</w:t>
+      </w:r>
+    </w:p>
+    <w:p>
+      <w:r>
+        <w:t xml:space="preserve">6. Questions: middle right, about 20% wide and 65% tall; header colour pink.</w:t>
+      </w:r>
+    </w:p>
+    <w:p>
+      <w:r>
+        <w:t xml:space="preserve">   Subtitle: Unknowns</w:t>
+      </w:r>
+    </w:p>
+    <w:p>
+      <w:r>
+        <w:t xml:space="preserve">   Content: Anything nobody here can answer · Write who will find out · Don't let one question stall the session · Pink cards: open questions</w:t>
+      </w:r>
+    </w:p>
+    <w:p>
+      <w:r>
+        <w:t xml:space="preserve">Also on the board: OUTCOME: THUMB-VOTE AT THE END OF THE TIMEBOX · Decision · Split into… · Open questions · Ready to plan · few questions, rules are clear · Story A: · Owner: · Needs splitting · too many rules: split by rule · Story B: · Answer by: · Needs answers first · too many questions: find out</w:t>
+      </w:r>
+    </w:p>
+    <w:p>
+      <w:r>
+        <w:t xml:space="preserve">Footer questions: “Lots of pink? We're not ready yet.” “Lots of blue? The story is too big, so split it by rule.”</w:t>
+      </w:r>
+    </w:p>
+    <w:p>
+      <w:r>
+        <w:t xml:space="preserve">Original board for reference: https://eparker71.github.io/agile-ways-of-working/example-mapping-board.html</w:t>
       </w:r>
     </w:p>
     <w:p>

--- a/facilitator-guide-example-mapping.docx
+++ b/facilitator-guide-example-mapping.docx
@@ -226,7 +226,7 @@
         </w:numPr>
       </w:pPr>
       <w:r>
-        <w:t xml:space="preserve">Print the board at A3, or use a digital board with four sticky colours</w:t>
+        <w:t xml:space="preserve">Print the board at A3 or 11×17, or use a digital board with four sticky colours</w:t>
       </w:r>
     </w:p>
     <w:p>
